--- a/resume-ats/2026-08-25/travis-hoki-resume-2026-08-25.docx
+++ b/resume-ats/2026-08-25/travis-hoki-resume-2026-08-25.docx
@@ -55,7 +55,7 @@
         </w:rPr>
         <w:t xml:space="preserve">  |  </w:t>
       </w:r>
-      <w:hyperlink w:history="1" r:id="rIdrf1tbawpbw4unxbujzgkr">
+      <w:hyperlink w:history="1" r:id="rIdzdrlg3qf4ttdf0oviflkj">
         <w:r>
           <w:rPr>
             <w:rFonts w:ascii="Arial" w:cs="Arial" w:eastAsia="Arial" w:hAnsi="Arial"/>
@@ -74,7 +74,7 @@
         </w:rPr>
         <w:t xml:space="preserve">  |  </w:t>
       </w:r>
-      <w:hyperlink w:history="1" r:id="rIdpqettg8uky6-zqupua6pz">
+      <w:hyperlink w:history="1" r:id="rIdcuvhh7boqgh-vjvp6-brw">
         <w:r>
           <w:rPr>
             <w:rFonts w:ascii="Arial" w:cs="Arial" w:eastAsia="Arial" w:hAnsi="Arial"/>
@@ -91,7 +91,7 @@
         <w:spacing w:after="160" w:line="264" w:lineRule="auto"/>
         <w:jc w:val="center"/>
       </w:pPr>
-      <w:hyperlink w:history="1" r:id="rIdaoofkajdb5msgtfjsezow">
+      <w:hyperlink w:history="1" r:id="rIdbpeiaco7u0ojwyddasr-p">
         <w:r>
           <w:rPr>
             <w:rFonts w:ascii="Arial" w:cs="Arial" w:eastAsia="Arial" w:hAnsi="Arial"/>
@@ -110,7 +110,7 @@
         </w:rPr>
         <w:t xml:space="preserve">  |  </w:t>
       </w:r>
-      <w:hyperlink w:history="1" r:id="rId6qbq58-vd8oc6l4z3ghnt">
+      <w:hyperlink w:history="1" r:id="rIduak5ypgp-3dpejau-y8yp">
         <w:r>
           <w:rPr>
             <w:rFonts w:ascii="Arial" w:cs="Arial" w:eastAsia="Arial" w:hAnsi="Arial"/>
@@ -129,7 +129,7 @@
         </w:rPr>
         <w:t xml:space="preserve">  |  </w:t>
       </w:r>
-      <w:hyperlink w:history="1" r:id="rId6luiaitd7uf1ywdcw7d-w">
+      <w:hyperlink w:history="1" r:id="rIdyhqyovjxhmmm3txeyie75">
         <w:r>
           <w:rPr>
             <w:rFonts w:ascii="Arial" w:cs="Arial" w:eastAsia="Arial" w:hAnsi="Arial"/>
@@ -1268,7 +1268,7 @@
       <w:pPr>
         <w:spacing w:after="20" w:before="120" w:line="264" w:lineRule="auto"/>
       </w:pPr>
-      <w:hyperlink w:history="1" r:id="rIdbevuckgybpmnyvy-bawxf">
+      <w:hyperlink w:history="1" r:id="rIdazyrr4lbmftjjcprbbk3k">
         <w:r>
           <w:rPr>
             <w:rFonts w:ascii="Arial" w:cs="Arial" w:eastAsia="Arial" w:hAnsi="Arial"/>
@@ -1301,7 +1301,7 @@
         </w:rPr>
         <w:t xml:space="preserve">  |  </w:t>
       </w:r>
-      <w:hyperlink w:history="1" r:id="rIdwvdaoqmaffvntkpu5pt98">
+      <w:hyperlink w:history="1" r:id="rIdbwqorafy0h9061lnqladi">
         <w:r>
           <w:rPr>
             <w:rFonts w:ascii="Arial" w:cs="Arial" w:eastAsia="Arial" w:hAnsi="Arial"/>
@@ -1330,7 +1330,7 @@
       <w:pPr>
         <w:spacing w:after="20" w:before="120" w:line="264" w:lineRule="auto"/>
       </w:pPr>
-      <w:hyperlink w:history="1" r:id="rIdp5m5hmxrkyhqwqjlnbyft">
+      <w:hyperlink w:history="1" r:id="rIdsjk-av4h4dr0menrg6fsn">
         <w:r>
           <w:rPr>
             <w:rFonts w:ascii="Arial" w:cs="Arial" w:eastAsia="Arial" w:hAnsi="Arial"/>
@@ -1363,7 +1363,7 @@
         </w:rPr>
         <w:t xml:space="preserve">  |  </w:t>
       </w:r>
-      <w:hyperlink w:history="1" r:id="rIdfmmu0fgnosbjhjzjh86o_">
+      <w:hyperlink w:history="1" r:id="rIdrvur2yjtktl0e9sly8aey">
         <w:r>
           <w:rPr>
             <w:rFonts w:ascii="Arial" w:cs="Arial" w:eastAsia="Arial" w:hAnsi="Arial"/>
@@ -1392,7 +1392,7 @@
       <w:pPr>
         <w:spacing w:after="20" w:before="120" w:line="264" w:lineRule="auto"/>
       </w:pPr>
-      <w:hyperlink w:history="1" r:id="rIdqfiec1fetuwbk2nlnj_ap">
+      <w:hyperlink w:history="1" r:id="rIdepwzzo0exj49fh4waib5-">
         <w:r>
           <w:rPr>
             <w:rFonts w:ascii="Arial" w:cs="Arial" w:eastAsia="Arial" w:hAnsi="Arial"/>
@@ -1425,7 +1425,7 @@
         </w:rPr>
         <w:t xml:space="preserve">  |  </w:t>
       </w:r>
-      <w:hyperlink w:history="1" r:id="rIdqwgjl304k8nnqcr80gjnz">
+      <w:hyperlink w:history="1" r:id="rIdn4rjmrylzes21jezzwjlr">
         <w:r>
           <w:rPr>
             <w:rFonts w:ascii="Arial" w:cs="Arial" w:eastAsia="Arial" w:hAnsi="Arial"/>
@@ -1449,7 +1449,7 @@
         </w:rPr>
         <w:t xml:space="preserve">Designed, illustrated, and built a mobile game in React Native, shipping one codebase to iOS and Android as real native UI. Published on the </w:t>
       </w:r>
-      <w:hyperlink w:history="1" r:id="rIda9cj0idtmii3-broonj_q">
+      <w:hyperlink w:history="1" r:id="rIdxvoke7ptfjmrpdq2gbuwx">
         <w:r>
           <w:rPr>
             <w:rFonts w:ascii="Arial" w:cs="Arial" w:eastAsia="Arial" w:hAnsi="Arial"/>
@@ -1589,7 +1589,7 @@
       <w:pPr>
         <w:spacing w:after="20" w:before="120" w:line="264" w:lineRule="auto"/>
       </w:pPr>
-      <w:hyperlink w:history="1" r:id="rIdyyqj92bjzrtaliz2qxfmd">
+      <w:hyperlink w:history="1" r:id="rIdqqa4ojigjmfqzw0qdtgt_">
         <w:r>
           <w:rPr>
             <w:rFonts w:ascii="Arial" w:cs="Arial" w:eastAsia="Arial" w:hAnsi="Arial"/>
@@ -1622,7 +1622,7 @@
         </w:rPr>
         <w:t xml:space="preserve">  |  </w:t>
       </w:r>
-      <w:hyperlink w:history="1" r:id="rIdvshqjrii_fibjvggro7_j">
+      <w:hyperlink w:history="1" r:id="rIdwadc7x1mkvr7p7zc-_s8p">
         <w:r>
           <w:rPr>
             <w:rFonts w:ascii="Arial" w:cs="Arial" w:eastAsia="Arial" w:hAnsi="Arial"/>
